--- a/vscode.docx
+++ b/vscode.docx
@@ -16054,7 +16054,7 @@
       </w:r>
       <w:r>
         <w:rPr>
-          <w:rStyle w:val="7"/>
+          <w:rStyle w:val="6"/>
           <w:rFonts w:ascii="宋体" w:hAnsi="宋体" w:eastAsia="宋体" w:cs="宋体"/>
           <w:sz w:val="24"/>
           <w:szCs w:val="24"/>
@@ -17062,57 +17062,6 @@
       <w:pPr>
         <w:ind w:left="840" w:leftChars="0" w:firstLine="420" w:firstLineChars="0"/>
         <w:rPr>
-          <w:rFonts w:ascii="宋体" w:hAnsi="宋体" w:eastAsia="宋体" w:cs="宋体"/>
-          <w:sz w:val="24"/>
-          <w:szCs w:val="24"/>
-        </w:rPr>
-      </w:pPr>
-      <w:r>
-        <w:rPr>
-          <w:rFonts w:ascii="宋体" w:hAnsi="宋体" w:eastAsia="宋体" w:cs="宋体"/>
-          <w:sz w:val="24"/>
-          <w:szCs w:val="24"/>
-        </w:rPr>
-        <w:fldChar w:fldCharType="begin"/>
-      </w:r>
-      <w:r>
-        <w:rPr>
-          <w:rFonts w:ascii="宋体" w:hAnsi="宋体" w:eastAsia="宋体" w:cs="宋体"/>
-          <w:sz w:val="24"/>
-          <w:szCs w:val="24"/>
-        </w:rPr>
-        <w:instrText xml:space="preserve"> HYPERLINK "https://lincoln-lcl.github.io/lclblog.github.io/post/Markdown-yu-fa.html" </w:instrText>
-      </w:r>
-      <w:r>
-        <w:rPr>
-          <w:rFonts w:ascii="宋体" w:hAnsi="宋体" w:eastAsia="宋体" w:cs="宋体"/>
-          <w:sz w:val="24"/>
-          <w:szCs w:val="24"/>
-        </w:rPr>
-        <w:fldChar w:fldCharType="separate"/>
-      </w:r>
-      <w:r>
-        <w:rPr>
-          <w:rStyle w:val="7"/>
-          <w:rFonts w:ascii="宋体" w:hAnsi="宋体" w:eastAsia="宋体" w:cs="宋体"/>
-          <w:sz w:val="24"/>
-          <w:szCs w:val="24"/>
-        </w:rPr>
-        <w:t>Markdown语法</w:t>
-      </w:r>
-      <w:r>
-        <w:rPr>
-          <w:rFonts w:ascii="宋体" w:hAnsi="宋体" w:eastAsia="宋体" w:cs="宋体"/>
-          <w:sz w:val="24"/>
-          <w:szCs w:val="24"/>
-        </w:rPr>
-        <w:fldChar w:fldCharType="end"/>
-      </w:r>
-    </w:p>
-    <w:p>
-      <w:pPr>
-        <w:ind w:left="840" w:leftChars="0" w:firstLine="420" w:firstLineChars="0"/>
-        <w:rPr>
           <w:rFonts w:hint="default" w:ascii="宋体" w:hAnsi="宋体" w:eastAsia="宋体" w:cs="宋体"/>
           <w:sz w:val="24"/>
           <w:szCs w:val="24"/>
@@ -33386,12 +33335,63 @@
       </w:r>
       <w:r>
         <w:rPr>
+          <w:rStyle w:val="6"/>
+          <w:rFonts w:ascii="宋体" w:hAnsi="宋体" w:eastAsia="宋体" w:cs="宋体"/>
+          <w:sz w:val="24"/>
+          <w:szCs w:val="24"/>
+        </w:rPr>
+        <w:t>流程图语法 |美人鱼</w:t>
+      </w:r>
+      <w:r>
+        <w:rPr>
+          <w:rFonts w:ascii="宋体" w:hAnsi="宋体" w:eastAsia="宋体" w:cs="宋体"/>
+          <w:sz w:val="24"/>
+          <w:szCs w:val="24"/>
+        </w:rPr>
+        <w:fldChar w:fldCharType="end"/>
+      </w:r>
+    </w:p>
+    <w:p>
+      <w:pPr>
+        <w:ind w:firstLine="420" w:firstLineChars="0"/>
+        <w:rPr>
+          <w:rFonts w:ascii="宋体" w:hAnsi="宋体" w:eastAsia="宋体" w:cs="宋体"/>
+          <w:sz w:val="24"/>
+          <w:szCs w:val="24"/>
+        </w:rPr>
+      </w:pPr>
+      <w:r>
+        <w:rPr>
+          <w:rFonts w:ascii="宋体" w:hAnsi="宋体" w:eastAsia="宋体" w:cs="宋体"/>
+          <w:sz w:val="24"/>
+          <w:szCs w:val="24"/>
+        </w:rPr>
+        <w:fldChar w:fldCharType="begin"/>
+      </w:r>
+      <w:r>
+        <w:rPr>
+          <w:rFonts w:ascii="宋体" w:hAnsi="宋体" w:eastAsia="宋体" w:cs="宋体"/>
+          <w:sz w:val="24"/>
+          <w:szCs w:val="24"/>
+        </w:rPr>
+        <w:instrText xml:space="preserve"> HYPERLINK "https://mermaid.js.org/syntax/sequenceDiagram.html" </w:instrText>
+      </w:r>
+      <w:r>
+        <w:rPr>
+          <w:rFonts w:ascii="宋体" w:hAnsi="宋体" w:eastAsia="宋体" w:cs="宋体"/>
+          <w:sz w:val="24"/>
+          <w:szCs w:val="24"/>
+        </w:rPr>
+        <w:fldChar w:fldCharType="separate"/>
+      </w:r>
+      <w:r>
+        <w:rPr>
           <w:rStyle w:val="7"/>
           <w:rFonts w:ascii="宋体" w:hAnsi="宋体" w:eastAsia="宋体" w:cs="宋体"/>
           <w:sz w:val="24"/>
           <w:szCs w:val="24"/>
         </w:rPr>
-        <w:t>Flowcharts Syntax | Mermaid</w:t>
+        <w:t>时序图 |美人鱼</w:t>
       </w:r>
       <w:r>
         <w:rPr>
@@ -33425,7 +33425,7 @@
           <w:sz w:val="24"/>
           <w:szCs w:val="24"/>
         </w:rPr>
-        <w:instrText xml:space="preserve"> HYPERLINK "https://mermaid.js.org/syntax/sequenceDiagram.html" </w:instrText>
+        <w:instrText xml:space="preserve"> HYPERLINK "https://mermaid.js.org/syntax/treeView.html" </w:instrText>
       </w:r>
       <w:r>
         <w:rPr>
@@ -33438,62 +33438,48 @@
       <w:r>
         <w:rPr>
           <w:rStyle w:val="7"/>
-          <w:rFonts w:ascii="宋体" w:hAnsi="宋体" w:eastAsia="宋体" w:cs="宋体"/>
-          <w:sz w:val="24"/>
-          <w:szCs w:val="24"/>
-        </w:rPr>
-        <w:t>时序图 |美人鱼</w:t>
-      </w:r>
-      <w:r>
-        <w:rPr>
-          <w:rFonts w:ascii="宋体" w:hAnsi="宋体" w:eastAsia="宋体" w:cs="宋体"/>
-          <w:sz w:val="24"/>
-          <w:szCs w:val="24"/>
-        </w:rPr>
-        <w:fldChar w:fldCharType="end"/>
-      </w:r>
-    </w:p>
-    <w:p>
-      <w:pPr>
-        <w:ind w:firstLine="420" w:firstLineChars="0"/>
-        <w:rPr>
-          <w:rFonts w:ascii="宋体" w:hAnsi="宋体" w:eastAsia="宋体" w:cs="宋体"/>
-          <w:sz w:val="24"/>
-          <w:szCs w:val="24"/>
-        </w:rPr>
-      </w:pPr>
-      <w:r>
-        <w:rPr>
-          <w:rFonts w:ascii="宋体" w:hAnsi="宋体" w:eastAsia="宋体" w:cs="宋体"/>
-          <w:sz w:val="24"/>
-          <w:szCs w:val="24"/>
-        </w:rPr>
-        <w:fldChar w:fldCharType="begin"/>
-      </w:r>
-      <w:r>
-        <w:rPr>
-          <w:rFonts w:ascii="宋体" w:hAnsi="宋体" w:eastAsia="宋体" w:cs="宋体"/>
-          <w:sz w:val="24"/>
-          <w:szCs w:val="24"/>
-        </w:rPr>
-        <w:instrText xml:space="preserve"> HYPERLINK "https://mermaid.js.org/syntax/treeView.html" </w:instrText>
-      </w:r>
-      <w:r>
-        <w:rPr>
-          <w:rFonts w:ascii="宋体" w:hAnsi="宋体" w:eastAsia="宋体" w:cs="宋体"/>
-          <w:sz w:val="24"/>
-          <w:szCs w:val="24"/>
-        </w:rPr>
-        <w:fldChar w:fldCharType="separate"/>
+          <w:rFonts w:hint="eastAsia" w:ascii="宋体" w:hAnsi="宋体" w:eastAsia="宋体" w:cs="宋体"/>
+          <w:sz w:val="24"/>
+          <w:szCs w:val="24"/>
+        </w:rPr>
+        <w:t>树</w:t>
       </w:r>
       <w:r>
         <w:rPr>
           <w:rStyle w:val="7"/>
-          <w:rFonts w:ascii="宋体" w:hAnsi="宋体" w:eastAsia="宋体" w:cs="宋体"/>
-          <w:sz w:val="24"/>
-          <w:szCs w:val="24"/>
-        </w:rPr>
-        <w:t>TreeView Diagram (v11.14.0+) | Mermaid</w:t>
+          <w:rFonts w:hint="eastAsia" w:ascii="宋体" w:hAnsi="宋体" w:eastAsia="宋体" w:cs="宋体"/>
+          <w:sz w:val="24"/>
+          <w:szCs w:val="24"/>
+          <w:lang w:val="en-US" w:eastAsia="zh-CN"/>
+        </w:rPr>
+        <w:t>景</w:t>
+      </w:r>
+      <w:r>
+        <w:rPr>
+          <w:rStyle w:val="7"/>
+          <w:rFonts w:hint="eastAsia" w:ascii="宋体" w:hAnsi="宋体" w:eastAsia="宋体" w:cs="宋体"/>
+          <w:sz w:val="24"/>
+          <w:szCs w:val="24"/>
+        </w:rPr>
+        <w:t>视图</w:t>
+      </w:r>
+      <w:r>
+        <w:rPr>
+          <w:rStyle w:val="7"/>
+          <w:rFonts w:ascii="宋体" w:hAnsi="宋体" w:eastAsia="宋体" w:cs="宋体"/>
+          <w:sz w:val="24"/>
+          <w:szCs w:val="24"/>
+        </w:rPr>
+        <w:t xml:space="preserve"> |</w:t>
+      </w:r>
+      <w:r>
+        <w:rPr>
+          <w:rStyle w:val="7"/>
+          <w:rFonts w:hint="eastAsia" w:ascii="宋体" w:hAnsi="宋体" w:eastAsia="宋体" w:cs="宋体"/>
+          <w:sz w:val="24"/>
+          <w:szCs w:val="24"/>
+        </w:rPr>
+        <w:t>美人鱼</w:t>
       </w:r>
       <w:r>
         <w:rPr>
@@ -33705,50 +33691,1559 @@
           <w:szCs w:val="24"/>
           <w:lang w:val="en-US" w:eastAsia="zh-CN"/>
         </w:rPr>
-        <w:t>·注释关键变量变化与函数交互（&gt; [!Note]）</w:t>
-      </w:r>
-    </w:p>
-    <w:p>
-      <w:pPr>
-        <w:ind w:firstLine="420" w:firstLineChars="0"/>
-        <w:rPr>
-          <w:rFonts w:hint="default" w:ascii="宋体" w:hAnsi="宋体" w:eastAsia="宋体" w:cs="宋体"/>
-          <w:sz w:val="24"/>
-          <w:szCs w:val="24"/>
-          <w:lang w:val="en-US" w:eastAsia="zh-CN"/>
-        </w:rPr>
-      </w:pPr>
-      <w:r>
-        <w:rPr>
-          <w:rFonts w:hint="eastAsia" w:ascii="宋体" w:hAnsi="宋体" w:eastAsia="宋体" w:cs="宋体"/>
-          <w:sz w:val="24"/>
-          <w:szCs w:val="24"/>
-          <w:lang w:val="en-US" w:eastAsia="zh-CN"/>
-        </w:rPr>
-        <w:t>·函数结构与工作流程</w:t>
+        <w:t>·注释关键变量变化与函数交互（&gt;）</w:t>
+      </w:r>
+    </w:p>
+    <w:p>
+      <w:pPr>
+        <w:ind w:firstLine="420" w:firstLineChars="0"/>
+        <w:rPr>
+          <w:rFonts w:hint="default" w:ascii="宋体" w:hAnsi="宋体" w:eastAsia="宋体" w:cs="宋体"/>
+          <w:sz w:val="24"/>
+          <w:szCs w:val="24"/>
+          <w:lang w:val="en-US" w:eastAsia="zh-CN"/>
+        </w:rPr>
+      </w:pPr>
+      <w:r>
+        <w:rPr>
+          <w:rFonts w:hint="eastAsia" w:ascii="宋体" w:hAnsi="宋体" w:eastAsia="宋体" w:cs="宋体"/>
+          <w:sz w:val="24"/>
+          <w:szCs w:val="24"/>
+          <w:lang w:val="en-US" w:eastAsia="zh-CN"/>
+        </w:rPr>
+        <w:t>·函数结构与工作流程与逻辑结构</w:t>
+      </w:r>
+    </w:p>
+    <w:p>
+      <w:pPr>
+        <w:ind w:firstLine="420" w:firstLineChars="0"/>
+        <w:rPr>
+          <w:rFonts w:hint="eastAsia" w:ascii="宋体" w:hAnsi="宋体" w:eastAsia="宋体" w:cs="宋体"/>
+          <w:sz w:val="24"/>
+          <w:szCs w:val="24"/>
+          <w:lang w:val="en-US" w:eastAsia="zh-CN"/>
+        </w:rPr>
+      </w:pPr>
+      <w:r>
+        <w:rPr>
+          <w:rFonts w:hint="eastAsia" w:ascii="宋体" w:hAnsi="宋体" w:eastAsia="宋体" w:cs="宋体"/>
+          <w:sz w:val="24"/>
+          <w:szCs w:val="24"/>
+          <w:lang w:val="en-US" w:eastAsia="zh-CN"/>
+        </w:rPr>
+        <w:t>·更正流程图（Note）</w:t>
+      </w:r>
+    </w:p>
+    <w:p>
+      <w:pPr>
+        <w:ind w:firstLine="420" w:firstLineChars="0"/>
+        <w:rPr>
+          <w:rFonts w:hint="eastAsia" w:ascii="宋体" w:hAnsi="宋体" w:eastAsia="宋体" w:cs="宋体"/>
+          <w:sz w:val="24"/>
+          <w:szCs w:val="24"/>
+          <w:lang w:val="en-US" w:eastAsia="zh-CN"/>
+        </w:rPr>
+      </w:pPr>
+      <w:r>
+        <w:rPr>
+          <w:rFonts w:hint="eastAsia" w:ascii="宋体" w:hAnsi="宋体" w:eastAsia="宋体" w:cs="宋体"/>
+          <w:sz w:val="24"/>
+          <w:szCs w:val="24"/>
+          <w:lang w:val="en-US" w:eastAsia="zh-CN"/>
+        </w:rPr>
+        <w:t>·注释省略回复内容</w:t>
+      </w:r>
+    </w:p>
+    <w:p>
+      <w:pPr>
+        <w:ind w:left="420" w:leftChars="0" w:firstLine="420" w:firstLineChars="0"/>
+        <w:rPr>
+          <w:rFonts w:hint="eastAsia" w:ascii="宋体" w:hAnsi="宋体" w:eastAsia="宋体" w:cs="宋体"/>
+          <w:sz w:val="24"/>
+          <w:szCs w:val="24"/>
+          <w:lang w:val="en-US" w:eastAsia="zh-CN"/>
+        </w:rPr>
+      </w:pPr>
+      <w:r>
+        <w:rPr>
+          <w:rFonts w:hint="eastAsia" w:ascii="宋体" w:hAnsi="宋体" w:eastAsia="宋体" w:cs="宋体"/>
+          <w:sz w:val="24"/>
+          <w:szCs w:val="24"/>
+          <w:lang w:val="en-US" w:eastAsia="zh-CN"/>
+        </w:rPr>
+        <w:t>折叠附录：会话内容、用户提问、助手回复、以及内部处理步骤记录</w:t>
+      </w:r>
+    </w:p>
+    <w:p>
+      <w:pPr>
+        <w:ind w:firstLine="420" w:firstLineChars="0"/>
+        <w:rPr>
+          <w:rFonts w:ascii="宋体" w:hAnsi="宋体" w:eastAsia="宋体" w:cs="宋体"/>
+          <w:sz w:val="24"/>
+          <w:szCs w:val="24"/>
+        </w:rPr>
+      </w:pPr>
+      <w:r>
+        <w:rPr>
+          <w:rFonts w:ascii="宋体" w:hAnsi="宋体" w:eastAsia="宋体" w:cs="宋体"/>
+          <w:sz w:val="24"/>
+          <w:szCs w:val="24"/>
+        </w:rPr>
+        <w:fldChar w:fldCharType="begin"/>
+      </w:r>
+      <w:r>
+        <w:rPr>
+          <w:rFonts w:ascii="宋体" w:hAnsi="宋体" w:eastAsia="宋体" w:cs="宋体"/>
+          <w:sz w:val="24"/>
+          <w:szCs w:val="24"/>
+        </w:rPr>
+        <w:instrText xml:space="preserve"> HYPERLINK "https://lincoln-lcl.github.io/lclblog.github.io/post/Markdown-yu-fa.html" </w:instrText>
+      </w:r>
+      <w:r>
+        <w:rPr>
+          <w:rFonts w:ascii="宋体" w:hAnsi="宋体" w:eastAsia="宋体" w:cs="宋体"/>
+          <w:sz w:val="24"/>
+          <w:szCs w:val="24"/>
+        </w:rPr>
+        <w:fldChar w:fldCharType="separate"/>
+      </w:r>
+      <w:r>
+        <w:rPr>
+          <w:rStyle w:val="6"/>
+          <w:rFonts w:ascii="宋体" w:hAnsi="宋体" w:eastAsia="宋体" w:cs="宋体"/>
+          <w:sz w:val="24"/>
+          <w:szCs w:val="24"/>
+        </w:rPr>
+        <w:t>Markdown语法</w:t>
+      </w:r>
+      <w:r>
+        <w:rPr>
+          <w:rFonts w:ascii="宋体" w:hAnsi="宋体" w:eastAsia="宋体" w:cs="宋体"/>
+          <w:sz w:val="24"/>
+          <w:szCs w:val="24"/>
+        </w:rPr>
+        <w:fldChar w:fldCharType="end"/>
+      </w:r>
+    </w:p>
+    <w:p>
+      <w:pPr>
+        <w:rPr>
+          <w:rFonts w:hint="default" w:ascii="宋体" w:hAnsi="宋体" w:eastAsia="宋体" w:cs="宋体"/>
+          <w:sz w:val="24"/>
+          <w:szCs w:val="24"/>
+          <w:lang w:val="en-US" w:eastAsia="zh-CN"/>
+        </w:rPr>
+      </w:pPr>
+      <w:r>
+        <w:rPr>
+          <w:rFonts w:hint="default" w:ascii="宋体" w:hAnsi="宋体" w:eastAsia="宋体" w:cs="宋体"/>
+          <w:sz w:val="24"/>
+          <w:szCs w:val="24"/>
+          <w:lang w:val="en-US" w:eastAsia="zh-CN"/>
+        </w:rPr>
+        <w:br w:type="page"/>
+      </w:r>
+    </w:p>
+    <w:p>
+      <w:pPr>
+        <w:rPr>
+          <w:rFonts w:hint="default" w:ascii="宋体" w:hAnsi="宋体" w:eastAsia="宋体" w:cs="宋体"/>
+          <w:b/>
+          <w:bCs/>
+          <w:sz w:val="24"/>
+          <w:szCs w:val="24"/>
+          <w:lang w:val="en-US" w:eastAsia="zh-CN"/>
+        </w:rPr>
+      </w:pPr>
+      <w:r>
+        <w:rPr>
+          <w:rFonts w:hint="default" w:ascii="宋体" w:hAnsi="宋体" w:eastAsia="宋体" w:cs="宋体"/>
+          <w:b/>
+          <w:bCs/>
+          <w:sz w:val="24"/>
+          <w:szCs w:val="24"/>
+          <w:lang w:val="en-US" w:eastAsia="zh-CN"/>
+        </w:rPr>
+        <w:t>20260</w:t>
+      </w:r>
+      <w:r>
+        <w:rPr>
+          <w:rFonts w:hint="eastAsia" w:ascii="宋体" w:hAnsi="宋体" w:eastAsia="宋体" w:cs="宋体"/>
+          <w:b/>
+          <w:bCs/>
+          <w:sz w:val="24"/>
+          <w:szCs w:val="24"/>
+          <w:lang w:val="en-US" w:eastAsia="zh-CN"/>
+        </w:rPr>
+        <w:t>701</w:t>
+      </w:r>
+      <w:r>
+        <w:rPr>
+          <w:rFonts w:hint="default" w:ascii="宋体" w:hAnsi="宋体" w:eastAsia="宋体" w:cs="宋体"/>
+          <w:b/>
+          <w:bCs/>
+          <w:sz w:val="24"/>
+          <w:szCs w:val="24"/>
+          <w:lang w:val="en-US" w:eastAsia="zh-CN"/>
+        </w:rPr>
+        <w:t>未归纳</w:t>
+      </w:r>
+    </w:p>
+    <w:p>
+      <w:pPr>
+        <w:rPr>
+          <w:rFonts w:hint="default" w:ascii="宋体" w:hAnsi="宋体" w:eastAsia="宋体" w:cs="宋体"/>
+          <w:sz w:val="24"/>
+          <w:szCs w:val="24"/>
+          <w:lang w:val="en-US" w:eastAsia="zh-CN"/>
+        </w:rPr>
+      </w:pPr>
+    </w:p>
+    <w:p>
+      <w:pPr>
+        <w:rPr>
+          <w:rFonts w:hint="default" w:ascii="宋体" w:hAnsi="宋体" w:eastAsia="宋体" w:cs="宋体"/>
+          <w:sz w:val="24"/>
+          <w:szCs w:val="24"/>
+          <w:lang w:val="en-US" w:eastAsia="zh-CN"/>
+        </w:rPr>
+      </w:pPr>
+      <w:r>
+        <w:rPr>
+          <w:rFonts w:hint="default" w:ascii="宋体" w:hAnsi="宋体" w:eastAsia="宋体" w:cs="宋体"/>
+          <w:sz w:val="24"/>
+          <w:szCs w:val="24"/>
+          <w:lang w:val="en-US" w:eastAsia="zh-CN"/>
+        </w:rPr>
+        <w:t>Copilot Pro</w:t>
+      </w:r>
+      <w:r>
+        <w:rPr>
+          <w:rFonts w:hint="eastAsia" w:ascii="宋体" w:hAnsi="宋体" w:eastAsia="宋体" w:cs="宋体"/>
+          <w:sz w:val="24"/>
+          <w:szCs w:val="24"/>
+          <w:lang w:val="en-US" w:eastAsia="zh-CN"/>
+        </w:rPr>
+        <w:t>升级（PayPal）？确认定位？</w:t>
+      </w:r>
+    </w:p>
+    <w:p>
+      <w:pPr>
+        <w:ind w:firstLine="420" w:firstLineChars="0"/>
+        <w:rPr>
+          <w:rFonts w:hint="default" w:ascii="宋体" w:hAnsi="宋体" w:eastAsia="宋体" w:cs="宋体"/>
+          <w:sz w:val="24"/>
+          <w:szCs w:val="24"/>
+          <w:lang w:val="en-US" w:eastAsia="zh-CN"/>
+        </w:rPr>
+      </w:pPr>
+      <w:r>
+        <w:rPr>
+          <w:rFonts w:hint="eastAsia" w:ascii="宋体" w:hAnsi="宋体" w:eastAsia="宋体" w:cs="宋体"/>
+          <w:sz w:val="24"/>
+          <w:szCs w:val="24"/>
+          <w:lang w:val="en-US" w:eastAsia="zh-CN"/>
+        </w:rPr>
+        <w:t>应用：IDE/CLI/APP/GitHub</w:t>
+      </w:r>
+    </w:p>
+    <w:p>
+      <w:pPr>
+        <w:ind w:left="420" w:leftChars="0" w:firstLine="420" w:firstLineChars="0"/>
+        <w:rPr>
+          <w:rFonts w:hint="eastAsia" w:ascii="宋体" w:hAnsi="宋体" w:eastAsia="宋体" w:cs="宋体"/>
+          <w:sz w:val="24"/>
+          <w:szCs w:val="24"/>
+          <w:lang w:val="en-US" w:eastAsia="zh-CN"/>
+        </w:rPr>
+      </w:pPr>
+      <w:r>
+        <w:rPr>
+          <w:rFonts w:hint="eastAsia" w:ascii="宋体" w:hAnsi="宋体" w:eastAsia="宋体" w:cs="宋体"/>
+          <w:sz w:val="24"/>
+          <w:szCs w:val="24"/>
+          <w:lang w:val="en-US" w:eastAsia="zh-CN"/>
+        </w:rPr>
+        <w:t>无限代码提示</w:t>
+      </w:r>
+    </w:p>
+    <w:p>
+      <w:pPr>
+        <w:ind w:left="420" w:leftChars="0" w:firstLine="420" w:firstLineChars="0"/>
+        <w:rPr>
+          <w:rFonts w:hint="eastAsia" w:ascii="宋体" w:hAnsi="宋体" w:eastAsia="宋体" w:cs="宋体"/>
+          <w:sz w:val="24"/>
+          <w:szCs w:val="24"/>
+          <w:lang w:val="en-US" w:eastAsia="zh-CN"/>
+        </w:rPr>
+      </w:pPr>
+      <w:r>
+        <w:rPr>
+          <w:rFonts w:hint="eastAsia" w:ascii="宋体" w:hAnsi="宋体" w:eastAsia="宋体" w:cs="宋体"/>
+          <w:sz w:val="24"/>
+          <w:szCs w:val="24"/>
+          <w:lang w:val="en-US" w:eastAsia="zh-CN"/>
+        </w:rPr>
+        <w:t>模型代理？？？</w:t>
+      </w:r>
+    </w:p>
+    <w:p>
+      <w:pPr>
+        <w:ind w:left="840" w:leftChars="0" w:firstLine="420" w:firstLineChars="0"/>
+        <w:rPr>
+          <w:rFonts w:hint="default" w:ascii="宋体" w:hAnsi="宋体" w:eastAsia="宋体" w:cs="宋体"/>
+          <w:sz w:val="24"/>
+          <w:szCs w:val="24"/>
+          <w:lang w:val="en-US" w:eastAsia="zh-CN"/>
+        </w:rPr>
+      </w:pPr>
+      <w:r>
+        <w:rPr>
+          <w:rFonts w:hint="eastAsia" w:ascii="宋体" w:hAnsi="宋体" w:eastAsia="宋体" w:cs="宋体"/>
+          <w:sz w:val="24"/>
+          <w:szCs w:val="24"/>
+          <w:lang w:val="en-US" w:eastAsia="zh-CN"/>
+        </w:rPr>
+        <w:t>GitHub Copilot Pro+ 限定三个模型</w:t>
+      </w:r>
+    </w:p>
+    <w:p>
+      <w:pPr>
+        <w:ind w:left="420" w:leftChars="0" w:firstLine="420" w:firstLineChars="0"/>
+        <w:rPr>
+          <w:rFonts w:hint="eastAsia" w:ascii="宋体" w:hAnsi="宋体" w:eastAsia="宋体" w:cs="宋体"/>
+          <w:sz w:val="24"/>
+          <w:szCs w:val="24"/>
+          <w:lang w:val="en-US" w:eastAsia="zh-CN"/>
+        </w:rPr>
+      </w:pPr>
+      <w:r>
+        <w:rPr>
+          <w:rFonts w:hint="eastAsia" w:ascii="宋体" w:hAnsi="宋体" w:eastAsia="宋体" w:cs="宋体"/>
+          <w:sz w:val="24"/>
+          <w:szCs w:val="24"/>
+          <w:lang w:val="en-US" w:eastAsia="zh-CN"/>
+        </w:rPr>
+        <w:t>GitHub云代理</w:t>
+      </w:r>
+    </w:p>
+    <w:p>
+      <w:pPr>
+        <w:ind w:left="420" w:leftChars="0" w:firstLine="420" w:firstLineChars="0"/>
+        <w:rPr>
+          <w:rFonts w:hint="eastAsia" w:ascii="宋体" w:hAnsi="宋体" w:eastAsia="宋体" w:cs="宋体"/>
+          <w:sz w:val="24"/>
+          <w:szCs w:val="24"/>
+          <w:lang w:val="en-US" w:eastAsia="zh-CN"/>
+        </w:rPr>
+      </w:pPr>
+      <w:r>
+        <w:rPr>
+          <w:rFonts w:hint="eastAsia" w:ascii="宋体" w:hAnsi="宋体" w:eastAsia="宋体" w:cs="宋体"/>
+          <w:sz w:val="24"/>
+          <w:szCs w:val="24"/>
+          <w:lang w:val="en-US" w:eastAsia="zh-CN"/>
+        </w:rPr>
+        <w:t>月token</w:t>
+      </w:r>
+    </w:p>
+    <w:p>
+      <w:pPr>
+        <w:ind w:left="420" w:leftChars="0" w:firstLine="420" w:firstLineChars="0"/>
+        <w:rPr>
+          <w:rFonts w:hint="eastAsia" w:ascii="宋体" w:hAnsi="宋体" w:eastAsia="宋体" w:cs="宋体"/>
+          <w:sz w:val="24"/>
+          <w:szCs w:val="24"/>
+          <w:lang w:val="en-US" w:eastAsia="zh-CN"/>
+        </w:rPr>
+      </w:pPr>
+      <w:r>
+        <w:rPr>
+          <w:rFonts w:hint="eastAsia" w:ascii="宋体" w:hAnsi="宋体" w:eastAsia="宋体" w:cs="宋体"/>
+          <w:sz w:val="24"/>
+          <w:szCs w:val="24"/>
+          <w:lang w:val="en-US" w:eastAsia="zh-CN"/>
+        </w:rPr>
+        <w:t>Features</w:t>
+      </w:r>
+    </w:p>
+    <w:p>
+      <w:pPr>
+        <w:ind w:firstLine="420" w:firstLineChars="0"/>
+        <w:rPr>
+          <w:rFonts w:ascii="宋体" w:hAnsi="宋体" w:eastAsia="宋体" w:cs="宋体"/>
+          <w:sz w:val="24"/>
+          <w:szCs w:val="24"/>
+        </w:rPr>
+      </w:pPr>
+      <w:r>
+        <w:rPr>
+          <w:rFonts w:ascii="宋体" w:hAnsi="宋体" w:eastAsia="宋体" w:cs="宋体"/>
+          <w:sz w:val="24"/>
+          <w:szCs w:val="24"/>
+        </w:rPr>
+        <w:fldChar w:fldCharType="begin"/>
+      </w:r>
+      <w:r>
+        <w:rPr>
+          <w:rFonts w:ascii="宋体" w:hAnsi="宋体" w:eastAsia="宋体" w:cs="宋体"/>
+          <w:sz w:val="24"/>
+          <w:szCs w:val="24"/>
+        </w:rPr>
+        <w:instrText xml:space="preserve"> HYPERLINK "https://docs.github.com/en" </w:instrText>
+      </w:r>
+      <w:r>
+        <w:rPr>
+          <w:rFonts w:ascii="宋体" w:hAnsi="宋体" w:eastAsia="宋体" w:cs="宋体"/>
+          <w:sz w:val="24"/>
+          <w:szCs w:val="24"/>
+        </w:rPr>
+        <w:fldChar w:fldCharType="separate"/>
+      </w:r>
+      <w:r>
+        <w:rPr>
+          <w:rStyle w:val="7"/>
+          <w:rFonts w:ascii="宋体" w:hAnsi="宋体" w:eastAsia="宋体" w:cs="宋体"/>
+          <w:sz w:val="24"/>
+          <w:szCs w:val="24"/>
+        </w:rPr>
+        <w:t>GitHub Docs</w:t>
+      </w:r>
+      <w:r>
+        <w:rPr>
+          <w:rFonts w:ascii="宋体" w:hAnsi="宋体" w:eastAsia="宋体" w:cs="宋体"/>
+          <w:sz w:val="24"/>
+          <w:szCs w:val="24"/>
+        </w:rPr>
+        <w:fldChar w:fldCharType="end"/>
+      </w:r>
+    </w:p>
+    <w:p>
+      <w:pPr>
+        <w:ind w:firstLine="420" w:firstLineChars="0"/>
+        <w:rPr>
+          <w:rFonts w:hint="default" w:ascii="宋体" w:hAnsi="宋体" w:eastAsia="宋体" w:cs="宋体"/>
+          <w:sz w:val="24"/>
+          <w:szCs w:val="24"/>
+          <w:lang w:val="en-US" w:eastAsia="zh-CN"/>
+        </w:rPr>
+      </w:pPr>
+      <w:r>
+        <w:rPr>
+          <w:rFonts w:hint="eastAsia" w:ascii="宋体" w:hAnsi="宋体" w:eastAsia="宋体" w:cs="宋体"/>
+          <w:sz w:val="24"/>
+          <w:szCs w:val="24"/>
+          <w:lang w:val="en-US" w:eastAsia="zh-CN"/>
+        </w:rPr>
+        <w:t>原点</w:t>
+      </w:r>
+    </w:p>
+    <w:p>
+      <w:pPr>
+        <w:ind w:firstLine="420" w:firstLineChars="0"/>
+        <w:rPr>
+          <w:rFonts w:ascii="宋体" w:hAnsi="宋体" w:eastAsia="宋体" w:cs="宋体"/>
+          <w:sz w:val="24"/>
+          <w:szCs w:val="24"/>
+        </w:rPr>
+      </w:pPr>
+      <w:r>
+        <w:rPr>
+          <w:rFonts w:ascii="宋体" w:hAnsi="宋体" w:eastAsia="宋体" w:cs="宋体"/>
+          <w:sz w:val="24"/>
+          <w:szCs w:val="24"/>
+        </w:rPr>
+        <w:fldChar w:fldCharType="begin"/>
+      </w:r>
+      <w:r>
+        <w:rPr>
+          <w:rFonts w:ascii="宋体" w:hAnsi="宋体" w:eastAsia="宋体" w:cs="宋体"/>
+          <w:sz w:val="24"/>
+          <w:szCs w:val="24"/>
+        </w:rPr>
+        <w:instrText xml:space="preserve"> HYPERLINK "https://docs.github.com/en/copilot" </w:instrText>
+      </w:r>
+      <w:r>
+        <w:rPr>
+          <w:rFonts w:ascii="宋体" w:hAnsi="宋体" w:eastAsia="宋体" w:cs="宋体"/>
+          <w:sz w:val="24"/>
+          <w:szCs w:val="24"/>
+        </w:rPr>
+        <w:fldChar w:fldCharType="separate"/>
+      </w:r>
+      <w:r>
+        <w:rPr>
+          <w:rStyle w:val="7"/>
+          <w:rFonts w:ascii="宋体" w:hAnsi="宋体" w:eastAsia="宋体" w:cs="宋体"/>
+          <w:sz w:val="24"/>
+          <w:szCs w:val="24"/>
+        </w:rPr>
+        <w:t>GitHub Copilot 文档 - GitHub Docs</w:t>
+      </w:r>
+      <w:r>
+        <w:rPr>
+          <w:rFonts w:ascii="宋体" w:hAnsi="宋体" w:eastAsia="宋体" w:cs="宋体"/>
+          <w:sz w:val="24"/>
+          <w:szCs w:val="24"/>
+        </w:rPr>
+        <w:fldChar w:fldCharType="end"/>
+      </w:r>
+    </w:p>
+    <w:p>
+      <w:pPr>
+        <w:ind w:firstLine="420" w:firstLineChars="0"/>
+        <w:rPr>
+          <w:rFonts w:ascii="宋体" w:hAnsi="宋体" w:eastAsia="宋体" w:cs="宋体"/>
+          <w:sz w:val="24"/>
+          <w:szCs w:val="24"/>
+        </w:rPr>
+      </w:pPr>
+      <w:r>
+        <w:rPr>
+          <w:rFonts w:hint="eastAsia" w:ascii="宋体" w:hAnsi="宋体" w:eastAsia="宋体" w:cs="宋体"/>
+          <w:sz w:val="24"/>
+          <w:szCs w:val="24"/>
+        </w:rPr>
+        <w:t>GitHub-GitHubCopilot</w:t>
+      </w:r>
+    </w:p>
+    <w:p>
+      <w:pPr>
+        <w:ind w:firstLine="420" w:firstLineChars="0"/>
+        <w:rPr>
+          <w:rFonts w:ascii="宋体" w:hAnsi="宋体" w:eastAsia="宋体" w:cs="宋体"/>
+          <w:sz w:val="24"/>
+          <w:szCs w:val="24"/>
+        </w:rPr>
+      </w:pPr>
+      <w:r>
+        <w:rPr>
+          <w:rFonts w:ascii="宋体" w:hAnsi="宋体" w:eastAsia="宋体" w:cs="宋体"/>
+          <w:sz w:val="24"/>
+          <w:szCs w:val="24"/>
+        </w:rPr>
+        <w:fldChar w:fldCharType="begin"/>
+      </w:r>
+      <w:r>
+        <w:rPr>
+          <w:rFonts w:ascii="宋体" w:hAnsi="宋体" w:eastAsia="宋体" w:cs="宋体"/>
+          <w:sz w:val="24"/>
+          <w:szCs w:val="24"/>
+        </w:rPr>
+        <w:instrText xml:space="preserve"> HYPERLINK "https://docs.github.com/en/copilot/tutorials/copilot-cookbook" </w:instrText>
+      </w:r>
+      <w:r>
+        <w:rPr>
+          <w:rFonts w:ascii="宋体" w:hAnsi="宋体" w:eastAsia="宋体" w:cs="宋体"/>
+          <w:sz w:val="24"/>
+          <w:szCs w:val="24"/>
+        </w:rPr>
+        <w:fldChar w:fldCharType="separate"/>
+      </w:r>
+      <w:r>
+        <w:rPr>
+          <w:rStyle w:val="7"/>
+          <w:rFonts w:ascii="宋体" w:hAnsi="宋体" w:eastAsia="宋体" w:cs="宋体"/>
+          <w:sz w:val="24"/>
+          <w:szCs w:val="24"/>
+        </w:rPr>
+        <w:t>GitHub Copilot 手册 - GitHub Docs</w:t>
+      </w:r>
+      <w:r>
+        <w:rPr>
+          <w:rFonts w:ascii="宋体" w:hAnsi="宋体" w:eastAsia="宋体" w:cs="宋体"/>
+          <w:sz w:val="24"/>
+          <w:szCs w:val="24"/>
+        </w:rPr>
+        <w:fldChar w:fldCharType="end"/>
+      </w:r>
+    </w:p>
+    <w:p>
+      <w:pPr>
+        <w:ind w:firstLine="420" w:firstLineChars="0"/>
+        <w:rPr>
+          <w:rFonts w:hint="default" w:ascii="宋体" w:hAnsi="宋体" w:eastAsia="宋体" w:cs="宋体"/>
+          <w:sz w:val="24"/>
+          <w:szCs w:val="24"/>
+          <w:lang w:val="en-US" w:eastAsia="zh-CN"/>
+        </w:rPr>
+      </w:pPr>
+      <w:r>
+        <w:rPr>
+          <w:rFonts w:hint="eastAsia" w:ascii="宋体" w:hAnsi="宋体" w:eastAsia="宋体" w:cs="宋体"/>
+          <w:sz w:val="24"/>
+          <w:szCs w:val="24"/>
+        </w:rPr>
+        <w:t>GitHub</w:t>
+      </w:r>
+      <w:r>
+        <w:rPr>
+          <w:rFonts w:hint="eastAsia" w:ascii="宋体" w:hAnsi="宋体" w:eastAsia="宋体" w:cs="宋体"/>
+          <w:sz w:val="24"/>
+          <w:szCs w:val="24"/>
+          <w:lang w:val="en-US" w:eastAsia="zh-CN"/>
+        </w:rPr>
+        <w:t>-GitHubCopilot-教程</w:t>
+      </w:r>
+    </w:p>
+    <w:p>
+      <w:pPr>
+        <w:ind w:firstLine="420" w:firstLineChars="0"/>
+        <w:rPr>
+          <w:rFonts w:ascii="宋体" w:hAnsi="宋体" w:eastAsia="宋体" w:cs="宋体"/>
+          <w:sz w:val="24"/>
+          <w:szCs w:val="24"/>
+        </w:rPr>
+      </w:pPr>
+      <w:r>
+        <w:rPr>
+          <w:rFonts w:ascii="宋体" w:hAnsi="宋体" w:eastAsia="宋体" w:cs="宋体"/>
+          <w:sz w:val="24"/>
+          <w:szCs w:val="24"/>
+        </w:rPr>
+        <w:fldChar w:fldCharType="begin"/>
+      </w:r>
+      <w:r>
+        <w:rPr>
+          <w:rFonts w:ascii="宋体" w:hAnsi="宋体" w:eastAsia="宋体" w:cs="宋体"/>
+          <w:sz w:val="24"/>
+          <w:szCs w:val="24"/>
+        </w:rPr>
+        <w:instrText xml:space="preserve"> HYPERLINK "https://docs.github.com/en/copilot/how-tos/set-up/install-copilot-extension?utm_source=product-welcome-pro&amp;utm_medium=email&amp;utm_campaign=FY26JUN-WW-X-ONB-Pro-IND-Dev-TX" </w:instrText>
+      </w:r>
+      <w:r>
+        <w:rPr>
+          <w:rFonts w:ascii="宋体" w:hAnsi="宋体" w:eastAsia="宋体" w:cs="宋体"/>
+          <w:sz w:val="24"/>
+          <w:szCs w:val="24"/>
+        </w:rPr>
+        <w:fldChar w:fldCharType="separate"/>
+      </w:r>
+      <w:r>
+        <w:rPr>
+          <w:rStyle w:val="7"/>
+          <w:rFonts w:ascii="宋体" w:hAnsi="宋体" w:eastAsia="宋体" w:cs="宋体"/>
+          <w:sz w:val="24"/>
+          <w:szCs w:val="24"/>
+        </w:rPr>
+        <w:t>在您的环境中安装GitHub Copilot扩展——GitHub Docs</w:t>
+      </w:r>
+      <w:r>
+        <w:rPr>
+          <w:rFonts w:ascii="宋体" w:hAnsi="宋体" w:eastAsia="宋体" w:cs="宋体"/>
+          <w:sz w:val="24"/>
+          <w:szCs w:val="24"/>
+        </w:rPr>
+        <w:fldChar w:fldCharType="end"/>
+      </w:r>
+    </w:p>
+    <w:p>
+      <w:pPr>
+        <w:ind w:firstLine="420" w:firstLineChars="0"/>
+        <w:rPr>
+          <w:rFonts w:hint="eastAsia" w:ascii="宋体" w:hAnsi="宋体" w:eastAsia="宋体" w:cs="宋体"/>
+          <w:sz w:val="24"/>
+          <w:szCs w:val="24"/>
+          <w:lang w:val="en-US" w:eastAsia="zh-CN"/>
+        </w:rPr>
+      </w:pPr>
+      <w:r>
+        <w:rPr>
+          <w:rFonts w:hint="default" w:ascii="宋体" w:hAnsi="宋体" w:eastAsia="宋体" w:cs="宋体"/>
+          <w:sz w:val="24"/>
+          <w:szCs w:val="24"/>
+          <w:lang w:val="en-US" w:eastAsia="zh-CN"/>
+        </w:rPr>
+        <w:t>GitHub-GitHubCopilot-</w:t>
+      </w:r>
+      <w:r>
+        <w:rPr>
+          <w:rFonts w:hint="eastAsia" w:ascii="宋体" w:hAnsi="宋体" w:eastAsia="宋体" w:cs="宋体"/>
+          <w:sz w:val="24"/>
+          <w:szCs w:val="24"/>
+          <w:lang w:val="en-US" w:eastAsia="zh-CN"/>
+        </w:rPr>
+        <w:t>操作指南-布置</w:t>
+      </w:r>
+    </w:p>
+    <w:p>
+      <w:pPr>
+        <w:rPr>
+          <w:rFonts w:hint="eastAsia" w:ascii="宋体" w:hAnsi="宋体" w:eastAsia="宋体" w:cs="宋体"/>
+          <w:sz w:val="24"/>
+          <w:szCs w:val="24"/>
+          <w:lang w:val="en-US" w:eastAsia="zh-CN"/>
+        </w:rPr>
+      </w:pPr>
+    </w:p>
+    <w:p>
+      <w:pPr>
+        <w:rPr>
+          <w:rFonts w:hint="default" w:ascii="宋体" w:hAnsi="宋体" w:eastAsia="宋体" w:cs="宋体"/>
+          <w:sz w:val="24"/>
+          <w:szCs w:val="24"/>
+          <w:lang w:val="en-US" w:eastAsia="zh-CN"/>
+        </w:rPr>
+      </w:pPr>
+      <w:r>
+        <w:rPr>
+          <w:rFonts w:hint="eastAsia" w:ascii="宋体" w:hAnsi="宋体" w:eastAsia="宋体" w:cs="宋体"/>
+          <w:sz w:val="24"/>
+          <w:szCs w:val="24"/>
+          <w:lang w:val="en-US" w:eastAsia="zh-CN"/>
+        </w:rPr>
+        <w:t>vscode相关？</w:t>
+      </w:r>
+    </w:p>
+    <w:p>
+      <w:pPr>
+        <w:rPr>
+          <w:rFonts w:hint="eastAsia" w:ascii="宋体" w:hAnsi="宋体" w:eastAsia="宋体" w:cs="宋体"/>
+          <w:sz w:val="24"/>
+          <w:szCs w:val="24"/>
+          <w:lang w:val="en-US" w:eastAsia="zh-CN"/>
+        </w:rPr>
+      </w:pPr>
+      <w:r>
+        <w:rPr>
+          <w:rFonts w:hint="eastAsia" w:ascii="宋体" w:hAnsi="宋体" w:eastAsia="宋体" w:cs="宋体"/>
+          <w:sz w:val="24"/>
+          <w:szCs w:val="24"/>
+          <w:lang w:val="en-US" w:eastAsia="zh-CN"/>
+        </w:rPr>
+        <w:tab/>
+        <w:t>·Keil Assistantd打开工程后不切换工作区，Copilotg工具显示打开工程选项？</w:t>
+      </w:r>
+    </w:p>
+    <w:p>
+      <w:pPr>
+        <w:rPr>
+          <w:rFonts w:hint="eastAsia" w:ascii="宋体" w:hAnsi="宋体" w:eastAsia="宋体" w:cs="宋体"/>
+          <w:sz w:val="24"/>
+          <w:szCs w:val="24"/>
+          <w:lang w:val="en-US" w:eastAsia="zh-CN"/>
+        </w:rPr>
+      </w:pPr>
+      <w:r>
+        <w:rPr>
+          <w:rFonts w:hint="eastAsia" w:ascii="宋体" w:hAnsi="宋体" w:eastAsia="宋体" w:cs="宋体"/>
+          <w:sz w:val="24"/>
+          <w:szCs w:val="24"/>
+          <w:lang w:val="en-US" w:eastAsia="zh-CN"/>
+        </w:rPr>
+        <w:tab/>
+        <w:t>·</w:t>
+      </w:r>
+      <w:r>
+        <w:rPr>
+          <w:rFonts w:hint="default" w:ascii="宋体" w:hAnsi="宋体" w:eastAsia="宋体" w:cs="宋体"/>
+          <w:sz w:val="24"/>
+          <w:szCs w:val="24"/>
+          <w:lang w:val="en-US" w:eastAsia="zh-CN"/>
+        </w:rPr>
+        <w:t>Office Viewer</w:t>
+      </w:r>
+      <w:r>
+        <w:rPr>
+          <w:rFonts w:hint="eastAsia" w:ascii="宋体" w:hAnsi="宋体" w:eastAsia="宋体" w:cs="宋体"/>
+          <w:sz w:val="24"/>
+          <w:szCs w:val="24"/>
+          <w:lang w:val="en-US" w:eastAsia="zh-CN"/>
+        </w:rPr>
+        <w:t>更新日志</w:t>
+      </w:r>
+    </w:p>
+    <w:p>
+      <w:pPr>
+        <w:ind w:firstLine="420" w:firstLineChars="0"/>
+        <w:rPr>
+          <w:rFonts w:ascii="宋体" w:hAnsi="宋体" w:eastAsia="宋体" w:cs="宋体"/>
+          <w:sz w:val="24"/>
+          <w:szCs w:val="24"/>
+        </w:rPr>
+      </w:pPr>
+      <w:r>
+        <w:rPr>
+          <w:rFonts w:ascii="宋体" w:hAnsi="宋体" w:eastAsia="宋体" w:cs="宋体"/>
+          <w:sz w:val="24"/>
+          <w:szCs w:val="24"/>
+        </w:rPr>
+        <w:fldChar w:fldCharType="begin"/>
+      </w:r>
+      <w:r>
+        <w:rPr>
+          <w:rFonts w:ascii="宋体" w:hAnsi="宋体" w:eastAsia="宋体" w:cs="宋体"/>
+          <w:sz w:val="24"/>
+          <w:szCs w:val="24"/>
+        </w:rPr>
+        <w:instrText xml:space="preserve"> HYPERLINK "https://marketplace.visualstudio.com/items?itemName=cweijan.vscode-office" </w:instrText>
+      </w:r>
+      <w:r>
+        <w:rPr>
+          <w:rFonts w:ascii="宋体" w:hAnsi="宋体" w:eastAsia="宋体" w:cs="宋体"/>
+          <w:sz w:val="24"/>
+          <w:szCs w:val="24"/>
+        </w:rPr>
+        <w:fldChar w:fldCharType="separate"/>
+      </w:r>
+      <w:r>
+        <w:rPr>
+          <w:rStyle w:val="7"/>
+          <w:rFonts w:ascii="宋体" w:hAnsi="宋体" w:eastAsia="宋体" w:cs="宋体"/>
+          <w:sz w:val="24"/>
+          <w:szCs w:val="24"/>
+        </w:rPr>
+        <w:t>Office Viewer - Visual Studio Marketplace</w:t>
+      </w:r>
+      <w:r>
+        <w:rPr>
+          <w:rFonts w:ascii="宋体" w:hAnsi="宋体" w:eastAsia="宋体" w:cs="宋体"/>
+          <w:sz w:val="24"/>
+          <w:szCs w:val="24"/>
+        </w:rPr>
+        <w:fldChar w:fldCharType="end"/>
+      </w:r>
+    </w:p>
+    <w:p>
+      <w:pPr>
+        <w:ind w:firstLine="420" w:firstLineChars="0"/>
+        <w:rPr>
+          <w:rFonts w:ascii="宋体" w:hAnsi="宋体" w:eastAsia="宋体" w:cs="宋体"/>
+          <w:sz w:val="24"/>
+          <w:szCs w:val="24"/>
+        </w:rPr>
+      </w:pPr>
+      <w:r>
+        <w:rPr>
+          <w:rFonts w:ascii="宋体" w:hAnsi="宋体" w:eastAsia="宋体" w:cs="宋体"/>
+          <w:sz w:val="24"/>
+          <w:szCs w:val="24"/>
+        </w:rPr>
+        <w:fldChar w:fldCharType="begin"/>
+      </w:r>
+      <w:r>
+        <w:rPr>
+          <w:rFonts w:ascii="宋体" w:hAnsi="宋体" w:eastAsia="宋体" w:cs="宋体"/>
+          <w:sz w:val="24"/>
+          <w:szCs w:val="24"/>
+        </w:rPr>
+        <w:instrText xml:space="preserve"> HYPERLINK "https://marketplace.visualstudio.com/items/cweijan.vscode-office/changelog" </w:instrText>
+      </w:r>
+      <w:r>
+        <w:rPr>
+          <w:rFonts w:ascii="宋体" w:hAnsi="宋体" w:eastAsia="宋体" w:cs="宋体"/>
+          <w:sz w:val="24"/>
+          <w:szCs w:val="24"/>
+        </w:rPr>
+        <w:fldChar w:fldCharType="separate"/>
+      </w:r>
+      <w:r>
+        <w:rPr>
+          <w:rStyle w:val="7"/>
+          <w:rFonts w:ascii="宋体" w:hAnsi="宋体" w:eastAsia="宋体" w:cs="宋体"/>
+          <w:sz w:val="24"/>
+          <w:szCs w:val="24"/>
+        </w:rPr>
+        <w:t>更新日志 |Visual Studio 市场</w:t>
+      </w:r>
+      <w:r>
+        <w:rPr>
+          <w:rFonts w:ascii="宋体" w:hAnsi="宋体" w:eastAsia="宋体" w:cs="宋体"/>
+          <w:sz w:val="24"/>
+          <w:szCs w:val="24"/>
+        </w:rPr>
+        <w:fldChar w:fldCharType="end"/>
+      </w:r>
+    </w:p>
+    <w:p>
+      <w:pPr>
+        <w:ind w:left="420" w:leftChars="0" w:firstLine="420" w:firstLineChars="0"/>
+        <w:rPr>
+          <w:rFonts w:hint="eastAsia" w:ascii="宋体" w:hAnsi="宋体" w:eastAsia="宋体" w:cs="宋体"/>
+          <w:sz w:val="24"/>
+          <w:szCs w:val="24"/>
+          <w:lang w:val="en-US" w:eastAsia="zh-CN"/>
+        </w:rPr>
+      </w:pPr>
+      <w:r>
+        <w:rPr>
+          <w:rFonts w:hint="eastAsia" w:ascii="宋体" w:hAnsi="宋体" w:eastAsia="宋体" w:cs="宋体"/>
+          <w:sz w:val="24"/>
+          <w:szCs w:val="24"/>
+          <w:lang w:val="en-US" w:eastAsia="zh-CN"/>
+        </w:rPr>
+        <w:t>PDF、docx、rar、Excel和csv</w:t>
+      </w:r>
+    </w:p>
+    <w:p>
+      <w:pPr>
+        <w:ind w:left="420" w:leftChars="0" w:firstLine="420" w:firstLineChars="0"/>
+        <w:rPr>
+          <w:rFonts w:hint="default" w:ascii="宋体" w:hAnsi="宋体" w:eastAsia="宋体" w:cs="宋体"/>
+          <w:sz w:val="24"/>
+          <w:szCs w:val="24"/>
+          <w:lang w:val="en-US" w:eastAsia="zh-CN"/>
+        </w:rPr>
+      </w:pPr>
+      <w:r>
+        <w:rPr>
+          <w:rFonts w:hint="default" w:ascii="宋体" w:hAnsi="宋体" w:eastAsia="宋体" w:cs="宋体"/>
+          <w:sz w:val="24"/>
+          <w:szCs w:val="24"/>
+          <w:lang w:val="en-US" w:eastAsia="zh-CN"/>
+        </w:rPr>
+        <w:t>mermaid</w:t>
+      </w:r>
+      <w:r>
+        <w:rPr>
+          <w:rFonts w:hint="eastAsia" w:ascii="宋体" w:hAnsi="宋体" w:eastAsia="宋体" w:cs="宋体"/>
+          <w:sz w:val="24"/>
+          <w:szCs w:val="24"/>
+          <w:lang w:val="en-US" w:eastAsia="zh-CN"/>
+        </w:rPr>
+        <w:t>、Vditor、HTML查看器</w:t>
+      </w:r>
+    </w:p>
+    <w:p>
+      <w:pPr>
+        <w:ind w:left="420" w:leftChars="0" w:firstLine="420" w:firstLineChars="0"/>
+        <w:rPr>
+          <w:rFonts w:hint="default" w:ascii="宋体" w:hAnsi="宋体" w:eastAsia="宋体" w:cs="宋体"/>
+          <w:sz w:val="24"/>
+          <w:szCs w:val="24"/>
+          <w:lang w:val="en-US" w:eastAsia="zh-CN"/>
+        </w:rPr>
+      </w:pPr>
+      <w:r>
+        <w:rPr>
+          <w:rFonts w:hint="default" w:ascii="宋体" w:hAnsi="宋体" w:eastAsia="宋体" w:cs="宋体"/>
+          <w:sz w:val="24"/>
+          <w:szCs w:val="24"/>
+          <w:lang w:val="en-US" w:eastAsia="zh-CN"/>
+        </w:rPr>
+        <w:t>Markdown 编辑器</w:t>
+      </w:r>
+      <w:r>
+        <w:rPr>
+          <w:rFonts w:hint="eastAsia" w:ascii="宋体" w:hAnsi="宋体" w:eastAsia="宋体" w:cs="宋体"/>
+          <w:sz w:val="24"/>
+          <w:szCs w:val="24"/>
+          <w:lang w:val="en-US" w:eastAsia="zh-CN"/>
+        </w:rPr>
+        <w:t>( PDF/HTML/DOCX 导出）</w:t>
+      </w:r>
+    </w:p>
+    <w:p>
+      <w:pPr>
+        <w:ind w:left="420" w:leftChars="0" w:firstLine="420" w:firstLineChars="0"/>
+        <w:rPr>
+          <w:rFonts w:hint="default" w:ascii="宋体" w:hAnsi="宋体" w:eastAsia="宋体" w:cs="宋体"/>
+          <w:sz w:val="24"/>
+          <w:szCs w:val="24"/>
+          <w:lang w:val="en-US" w:eastAsia="zh-CN"/>
+        </w:rPr>
+      </w:pPr>
+      <w:r>
+        <w:rPr>
+          <w:rFonts w:hint="default" w:ascii="宋体" w:hAnsi="宋体" w:eastAsia="宋体" w:cs="宋体"/>
+          <w:sz w:val="24"/>
+          <w:szCs w:val="24"/>
+          <w:lang w:val="en-US" w:eastAsia="zh-CN"/>
+        </w:rPr>
+        <w:t>YAML 大纲和锚点导航支持</w:t>
+      </w:r>
+    </w:p>
+    <w:p>
+      <w:pPr>
+        <w:ind w:left="420" w:leftChars="0" w:firstLine="420" w:firstLineChars="0"/>
+        <w:rPr>
+          <w:rFonts w:hint="default" w:ascii="宋体" w:hAnsi="宋体" w:eastAsia="宋体" w:cs="宋体"/>
+          <w:sz w:val="24"/>
+          <w:szCs w:val="24"/>
+          <w:lang w:val="en-US" w:eastAsia="zh-CN"/>
+        </w:rPr>
+      </w:pPr>
+      <w:r>
+        <w:rPr>
+          <w:rFonts w:hint="default" w:ascii="宋体" w:hAnsi="宋体" w:eastAsia="宋体" w:cs="宋体"/>
+          <w:sz w:val="24"/>
+          <w:szCs w:val="24"/>
+          <w:lang w:val="en-US" w:eastAsia="zh-CN"/>
+        </w:rPr>
+        <w:t>Git 历史管理功能</w:t>
+      </w:r>
+    </w:p>
+    <w:p>
+      <w:pPr>
+        <w:ind w:firstLine="420" w:firstLineChars="0"/>
+        <w:rPr>
+          <w:rFonts w:hint="eastAsia" w:ascii="宋体" w:hAnsi="宋体" w:eastAsia="宋体" w:cs="宋体"/>
+          <w:sz w:val="24"/>
+          <w:szCs w:val="24"/>
+          <w:lang w:val="en-US" w:eastAsia="zh-CN"/>
+        </w:rPr>
+      </w:pPr>
+      <w:r>
+        <w:rPr>
+          <w:rFonts w:hint="eastAsia" w:ascii="宋体" w:hAnsi="宋体" w:eastAsia="宋体" w:cs="宋体"/>
+          <w:sz w:val="24"/>
+          <w:szCs w:val="24"/>
+          <w:lang w:val="en-US" w:eastAsia="zh-CN"/>
+        </w:rPr>
+        <w:t>·Visual Studio Code 1.127</w:t>
+      </w:r>
+    </w:p>
+    <w:p>
+      <w:pPr>
+        <w:ind w:firstLine="420" w:firstLineChars="0"/>
+        <w:rPr>
+          <w:rFonts w:ascii="宋体" w:hAnsi="宋体" w:eastAsia="宋体" w:cs="宋体"/>
+          <w:sz w:val="24"/>
+          <w:szCs w:val="24"/>
+        </w:rPr>
+      </w:pPr>
+      <w:r>
+        <w:rPr>
+          <w:rFonts w:ascii="宋体" w:hAnsi="宋体" w:eastAsia="宋体" w:cs="宋体"/>
+          <w:sz w:val="24"/>
+          <w:szCs w:val="24"/>
+        </w:rPr>
+        <w:fldChar w:fldCharType="begin"/>
+      </w:r>
+      <w:r>
+        <w:rPr>
+          <w:rFonts w:ascii="宋体" w:hAnsi="宋体" w:eastAsia="宋体" w:cs="宋体"/>
+          <w:sz w:val="24"/>
+          <w:szCs w:val="24"/>
+        </w:rPr>
+        <w:instrText xml:space="preserve"> HYPERLINK "https://code.visualstudio.com/updates/v1_127" </w:instrText>
+      </w:r>
+      <w:r>
+        <w:rPr>
+          <w:rFonts w:ascii="宋体" w:hAnsi="宋体" w:eastAsia="宋体" w:cs="宋体"/>
+          <w:sz w:val="24"/>
+          <w:szCs w:val="24"/>
+        </w:rPr>
+        <w:fldChar w:fldCharType="separate"/>
+      </w:r>
+      <w:r>
+        <w:rPr>
+          <w:rStyle w:val="7"/>
+          <w:rFonts w:ascii="宋体" w:hAnsi="宋体" w:eastAsia="宋体" w:cs="宋体"/>
+          <w:sz w:val="24"/>
+          <w:szCs w:val="24"/>
+        </w:rPr>
+        <w:t>Visual Studio Code 1.127</w:t>
+      </w:r>
+      <w:r>
+        <w:rPr>
+          <w:rFonts w:ascii="宋体" w:hAnsi="宋体" w:eastAsia="宋体" w:cs="宋体"/>
+          <w:sz w:val="24"/>
+          <w:szCs w:val="24"/>
+        </w:rPr>
+        <w:fldChar w:fldCharType="end"/>
+      </w:r>
+    </w:p>
+    <w:p>
+      <w:pPr>
+        <w:ind w:left="420" w:leftChars="0" w:firstLine="420" w:firstLineChars="0"/>
+        <w:rPr>
+          <w:rFonts w:hint="default" w:ascii="宋体" w:hAnsi="宋体" w:eastAsia="宋体" w:cs="宋体"/>
+          <w:sz w:val="24"/>
+          <w:szCs w:val="24"/>
+          <w:lang w:val="en-US" w:eastAsia="zh-CN"/>
+        </w:rPr>
+      </w:pPr>
+      <w:r>
+        <w:rPr>
+          <w:rFonts w:hint="eastAsia" w:ascii="宋体" w:hAnsi="宋体" w:eastAsia="宋体" w:cs="宋体"/>
+          <w:sz w:val="24"/>
+          <w:szCs w:val="24"/>
+          <w:lang w:val="en-US" w:eastAsia="zh-CN"/>
+        </w:rPr>
+        <w:t>代理视图</w:t>
+      </w:r>
+    </w:p>
+    <w:p>
+      <w:pPr>
+        <w:ind w:left="840" w:leftChars="0" w:firstLine="420" w:firstLineChars="0"/>
+        <w:rPr>
+          <w:rFonts w:hint="eastAsia" w:ascii="宋体" w:hAnsi="宋体" w:eastAsia="宋体" w:cs="宋体"/>
+          <w:sz w:val="24"/>
+          <w:szCs w:val="24"/>
+          <w:lang w:val="en-US" w:eastAsia="zh-CN"/>
+        </w:rPr>
+      </w:pPr>
+      <w:r>
+        <w:rPr>
+          <w:rFonts w:hint="eastAsia" w:ascii="宋体" w:hAnsi="宋体" w:eastAsia="宋体" w:cs="宋体"/>
+          <w:sz w:val="24"/>
+          <w:szCs w:val="24"/>
+          <w:lang w:val="en-US" w:eastAsia="zh-CN"/>
+        </w:rPr>
+        <w:t>会话分组、拖放</w:t>
+      </w:r>
+    </w:p>
+    <w:p>
+      <w:pPr>
+        <w:ind w:left="840" w:leftChars="0" w:firstLine="420" w:firstLineChars="0"/>
+        <w:rPr>
+          <w:rFonts w:hint="eastAsia" w:ascii="宋体" w:hAnsi="宋体" w:eastAsia="宋体" w:cs="宋体"/>
+          <w:sz w:val="24"/>
+          <w:szCs w:val="24"/>
+          <w:lang w:val="en-US" w:eastAsia="zh-CN"/>
+        </w:rPr>
+      </w:pPr>
+      <w:r>
+        <w:rPr>
+          <w:rFonts w:hint="eastAsia" w:ascii="宋体" w:hAnsi="宋体" w:eastAsia="宋体" w:cs="宋体"/>
+          <w:sz w:val="24"/>
+          <w:szCs w:val="24"/>
+          <w:lang w:val="en-US" w:eastAsia="zh-CN"/>
+        </w:rPr>
+        <w:t>聊天横幅、审核反馈、标签页</w:t>
+      </w:r>
+    </w:p>
+    <w:p>
+      <w:pPr>
+        <w:ind w:left="420" w:leftChars="0" w:firstLine="420" w:firstLineChars="0"/>
+        <w:rPr>
+          <w:rFonts w:hint="default" w:ascii="宋体" w:hAnsi="宋体" w:eastAsia="宋体" w:cs="宋体"/>
+          <w:sz w:val="24"/>
+          <w:szCs w:val="24"/>
+          <w:lang w:val="en-US" w:eastAsia="zh-CN"/>
+        </w:rPr>
+      </w:pPr>
+      <w:r>
+        <w:rPr>
+          <w:rFonts w:hint="default" w:ascii="宋体" w:hAnsi="宋体" w:eastAsia="宋体" w:cs="宋体"/>
+          <w:sz w:val="24"/>
+          <w:szCs w:val="24"/>
+          <w:lang w:val="en-US" w:eastAsia="zh-CN"/>
+        </w:rPr>
+        <w:t>用 /troubleshoot 排查代理行为</w:t>
+      </w:r>
+    </w:p>
+    <w:p>
+      <w:pPr>
+        <w:rPr>
+          <w:rFonts w:hint="default" w:ascii="宋体" w:hAnsi="宋体" w:eastAsia="宋体" w:cs="宋体"/>
+          <w:sz w:val="24"/>
+          <w:szCs w:val="24"/>
+          <w:lang w:val="en-US" w:eastAsia="zh-CN"/>
+        </w:rPr>
+      </w:pPr>
+      <w:r>
+        <w:rPr>
+          <w:rFonts w:hint="default" w:ascii="宋体" w:hAnsi="宋体" w:eastAsia="宋体" w:cs="宋体"/>
+          <w:sz w:val="24"/>
+          <w:szCs w:val="24"/>
+          <w:lang w:val="en-US" w:eastAsia="zh-CN"/>
+        </w:rPr>
+        <w:br w:type="page"/>
+      </w:r>
+    </w:p>
+    <w:p>
+      <w:pPr>
+        <w:rPr>
+          <w:rFonts w:hint="default" w:ascii="宋体" w:hAnsi="宋体" w:eastAsia="宋体" w:cs="宋体"/>
+          <w:sz w:val="24"/>
+          <w:szCs w:val="24"/>
+          <w:lang w:val="en-US" w:eastAsia="zh-CN"/>
+        </w:rPr>
+      </w:pPr>
+      <w:r>
+        <w:rPr>
+          <w:rFonts w:hint="default" w:ascii="宋体" w:hAnsi="宋体" w:eastAsia="宋体" w:cs="宋体"/>
+          <w:b/>
+          <w:bCs/>
+          <w:sz w:val="24"/>
+          <w:szCs w:val="24"/>
+          <w:lang w:val="en-US" w:eastAsia="zh-CN"/>
+        </w:rPr>
+        <w:t>20260</w:t>
+      </w:r>
+      <w:r>
+        <w:rPr>
+          <w:rFonts w:hint="eastAsia" w:ascii="宋体" w:hAnsi="宋体" w:eastAsia="宋体" w:cs="宋体"/>
+          <w:b/>
+          <w:bCs/>
+          <w:sz w:val="24"/>
+          <w:szCs w:val="24"/>
+          <w:lang w:val="en-US" w:eastAsia="zh-CN"/>
+        </w:rPr>
+        <w:t>702</w:t>
+      </w:r>
+      <w:r>
+        <w:rPr>
+          <w:rFonts w:hint="default" w:ascii="宋体" w:hAnsi="宋体" w:eastAsia="宋体" w:cs="宋体"/>
+          <w:b/>
+          <w:bCs/>
+          <w:sz w:val="24"/>
+          <w:szCs w:val="24"/>
+          <w:lang w:val="en-US" w:eastAsia="zh-CN"/>
+        </w:rPr>
+        <w:t>未归纳</w:t>
+      </w:r>
+    </w:p>
+    <w:p>
+      <w:pPr>
+        <w:rPr>
+          <w:rFonts w:hint="default" w:ascii="宋体" w:hAnsi="宋体" w:eastAsia="宋体" w:cs="宋体"/>
+          <w:sz w:val="24"/>
+          <w:szCs w:val="24"/>
+          <w:lang w:val="en-US" w:eastAsia="zh-CN"/>
+        </w:rPr>
+      </w:pPr>
+    </w:p>
+    <w:p>
+      <w:pPr>
+        <w:rPr>
+          <w:rFonts w:hint="default" w:ascii="宋体" w:hAnsi="宋体" w:eastAsia="宋体" w:cs="宋体"/>
+          <w:sz w:val="24"/>
+          <w:szCs w:val="24"/>
+          <w:lang w:val="en-US" w:eastAsia="zh-CN"/>
+        </w:rPr>
+      </w:pPr>
+      <w:r>
+        <w:rPr>
+          <w:rFonts w:hint="eastAsia" w:ascii="宋体" w:hAnsi="宋体" w:eastAsia="宋体" w:cs="宋体"/>
+          <w:sz w:val="24"/>
+          <w:szCs w:val="24"/>
+          <w:lang w:val="en-US" w:eastAsia="zh-CN"/>
+        </w:rPr>
+        <w:t>版本0显示板重复触发两次问题</w:t>
+      </w:r>
+      <w:r>
+        <w:rPr>
+          <w:rFonts w:hint="default" w:ascii="宋体" w:hAnsi="宋体" w:eastAsia="宋体" w:cs="宋体"/>
+          <w:sz w:val="24"/>
+          <w:szCs w:val="24"/>
+          <w:lang w:val="en-US" w:eastAsia="zh-CN"/>
+        </w:rPr>
+        <w:t>？</w:t>
+      </w:r>
+    </w:p>
+    <w:p>
+      <w:pPr>
+        <w:rPr>
+          <w:rFonts w:hint="eastAsia" w:ascii="宋体" w:hAnsi="宋体" w:eastAsia="宋体" w:cs="宋体"/>
+          <w:sz w:val="24"/>
+          <w:szCs w:val="24"/>
+          <w:lang w:val="en-US" w:eastAsia="zh-CN"/>
+        </w:rPr>
+      </w:pPr>
+      <w:r>
+        <w:rPr>
+          <w:rFonts w:hint="eastAsia" w:ascii="宋体" w:hAnsi="宋体" w:eastAsia="宋体" w:cs="宋体"/>
+          <w:sz w:val="24"/>
+          <w:szCs w:val="24"/>
+          <w:lang w:val="en-US" w:eastAsia="zh-CN"/>
+        </w:rPr>
+        <w:t>会话ask解读并提出建议？</w:t>
+      </w:r>
+    </w:p>
+    <w:p>
+      <w:pPr>
+        <w:ind w:firstLine="420" w:firstLineChars="0"/>
+        <w:rPr>
+          <w:rFonts w:hint="eastAsia" w:ascii="宋体" w:hAnsi="宋体" w:eastAsia="宋体" w:cs="宋体"/>
+          <w:sz w:val="24"/>
+          <w:szCs w:val="24"/>
+          <w:lang w:val="en-US" w:eastAsia="zh-CN"/>
+        </w:rPr>
+      </w:pPr>
+      <w:r>
+        <w:rPr>
+          <w:rFonts w:hint="eastAsia" w:ascii="宋体" w:hAnsi="宋体" w:eastAsia="宋体" w:cs="宋体"/>
+          <w:sz w:val="24"/>
+          <w:szCs w:val="24"/>
+          <w:lang w:val="en-US" w:eastAsia="zh-CN"/>
+        </w:rPr>
+        <w:t>GPT5.3-codex</w:t>
+      </w:r>
+    </w:p>
+    <w:p>
+      <w:pPr>
+        <w:ind w:left="420" w:leftChars="0" w:firstLine="420" w:firstLineChars="0"/>
+        <w:rPr>
+          <w:rFonts w:hint="eastAsia" w:ascii="宋体" w:hAnsi="宋体" w:eastAsia="宋体" w:cs="宋体"/>
+          <w:sz w:val="24"/>
+          <w:szCs w:val="24"/>
+          <w:lang w:val="en-US" w:eastAsia="zh-CN"/>
+        </w:rPr>
+      </w:pPr>
+      <w:r>
+        <w:rPr>
+          <w:rFonts w:hint="eastAsia" w:ascii="宋体" w:hAnsi="宋体" w:eastAsia="宋体" w:cs="宋体"/>
+          <w:sz w:val="24"/>
+          <w:szCs w:val="24"/>
+          <w:lang w:val="en-US" w:eastAsia="zh-CN"/>
+        </w:rPr>
+        <w:t>会话信息：会话成本/上下文长度/压缩对话</w:t>
+      </w:r>
+    </w:p>
+    <w:p>
+      <w:pPr>
+        <w:ind w:firstLine="420" w:firstLineChars="0"/>
+        <w:rPr>
+          <w:rFonts w:hint="eastAsia" w:ascii="宋体" w:hAnsi="宋体" w:eastAsia="宋体" w:cs="宋体"/>
+          <w:sz w:val="24"/>
+          <w:szCs w:val="24"/>
+          <w:lang w:val="en-US" w:eastAsia="zh-CN"/>
+        </w:rPr>
+      </w:pPr>
+      <w:r>
+        <w:rPr>
+          <w:rFonts w:hint="eastAsia" w:ascii="宋体" w:hAnsi="宋体" w:eastAsia="宋体" w:cs="宋体"/>
+          <w:sz w:val="24"/>
+          <w:szCs w:val="24"/>
+          <w:lang w:val="en-US" w:eastAsia="zh-CN"/>
+        </w:rPr>
+        <w:t>智能体调试日志？</w:t>
+      </w:r>
+    </w:p>
+    <w:p>
+      <w:pPr>
+        <w:ind w:left="420" w:leftChars="0" w:firstLine="420" w:firstLineChars="0"/>
+        <w:rPr>
+          <w:rFonts w:hint="eastAsia" w:ascii="宋体" w:hAnsi="宋体" w:eastAsia="宋体" w:cs="宋体"/>
+          <w:sz w:val="24"/>
+          <w:szCs w:val="24"/>
+          <w:lang w:val="en-US" w:eastAsia="zh-CN"/>
+        </w:rPr>
+      </w:pPr>
+      <w:r>
+        <w:rPr>
+          <w:rFonts w:hint="eastAsia" w:ascii="宋体" w:hAnsi="宋体" w:eastAsia="宋体" w:cs="宋体"/>
+          <w:sz w:val="24"/>
+          <w:szCs w:val="24"/>
+          <w:lang w:val="en-US" w:eastAsia="zh-CN"/>
+        </w:rPr>
+        <w:t>对话开启发现列出agent/指令/斜杠命令/技能/hook</w:t>
+      </w:r>
+    </w:p>
+    <w:p>
+      <w:pPr>
+        <w:ind w:left="420" w:leftChars="0" w:firstLine="420" w:firstLineChars="0"/>
+        <w:rPr>
+          <w:rFonts w:hint="eastAsia" w:ascii="宋体" w:hAnsi="宋体" w:eastAsia="宋体" w:cs="宋体"/>
+          <w:sz w:val="24"/>
+          <w:szCs w:val="24"/>
+          <w:lang w:val="en-US" w:eastAsia="zh-CN"/>
+        </w:rPr>
+      </w:pPr>
+      <w:r>
+        <w:rPr>
+          <w:rFonts w:hint="eastAsia" w:ascii="宋体" w:hAnsi="宋体" w:eastAsia="宋体" w:cs="宋体"/>
+          <w:sz w:val="24"/>
+          <w:szCs w:val="24"/>
+          <w:lang w:val="en-US" w:eastAsia="zh-CN"/>
+        </w:rPr>
+        <w:t>过程对应动作信息/响应</w:t>
+      </w:r>
+    </w:p>
+    <w:p>
+      <w:pPr>
+        <w:ind w:firstLine="420" w:firstLineChars="0"/>
+        <w:rPr>
+          <w:rFonts w:hint="eastAsia" w:ascii="宋体" w:hAnsi="宋体" w:eastAsia="宋体" w:cs="宋体"/>
+          <w:sz w:val="24"/>
+          <w:szCs w:val="24"/>
+          <w:lang w:val="en-US" w:eastAsia="zh-CN"/>
+        </w:rPr>
+      </w:pPr>
+      <w:r>
+        <w:rPr>
+          <w:rFonts w:hint="eastAsia" w:ascii="宋体" w:hAnsi="宋体" w:eastAsia="宋体" w:cs="宋体"/>
+          <w:sz w:val="24"/>
+          <w:szCs w:val="24"/>
+          <w:lang w:val="en-US" w:eastAsia="zh-CN"/>
+        </w:rPr>
+        <w:t>代办事项？</w:t>
+      </w:r>
+    </w:p>
+    <w:p>
+      <w:pPr>
+        <w:ind w:left="420" w:leftChars="0" w:firstLine="420" w:firstLineChars="0"/>
+        <w:rPr>
+          <w:rFonts w:hint="eastAsia" w:ascii="宋体" w:hAnsi="宋体" w:eastAsia="宋体" w:cs="宋体"/>
+          <w:sz w:val="24"/>
+          <w:szCs w:val="24"/>
+          <w:lang w:val="en-US" w:eastAsia="zh-CN"/>
+        </w:rPr>
+      </w:pPr>
+      <w:r>
+        <w:rPr>
+          <w:rFonts w:hint="eastAsia" w:ascii="宋体" w:hAnsi="宋体" w:eastAsia="宋体" w:cs="宋体"/>
+          <w:sz w:val="24"/>
+          <w:szCs w:val="24"/>
+          <w:lang w:val="en-US" w:eastAsia="zh-CN"/>
+        </w:rPr>
+        <w:t>拆分/查看/更新/执行</w:t>
+      </w:r>
+    </w:p>
+    <w:p>
+      <w:pPr>
+        <w:ind w:left="420" w:leftChars="0" w:firstLine="420" w:firstLineChars="0"/>
+        <w:rPr>
+          <w:rFonts w:hint="default" w:ascii="宋体" w:hAnsi="宋体" w:eastAsia="宋体" w:cs="宋体"/>
+          <w:sz w:val="24"/>
+          <w:szCs w:val="24"/>
+          <w:lang w:val="en-US" w:eastAsia="zh-CN"/>
+        </w:rPr>
+      </w:pPr>
+      <w:r>
+        <w:rPr>
+          <w:rFonts w:hint="eastAsia" w:ascii="宋体" w:hAnsi="宋体" w:eastAsia="宋体" w:cs="宋体"/>
+          <w:sz w:val="24"/>
+          <w:szCs w:val="24"/>
+          <w:lang w:val="en-US" w:eastAsia="zh-CN"/>
+        </w:rPr>
+        <w:t>分析状态/潜在错误/切实建议</w:t>
+      </w:r>
+    </w:p>
+    <w:p>
+      <w:pPr>
+        <w:ind w:firstLine="420" w:firstLineChars="0"/>
+        <w:rPr>
+          <w:rFonts w:hint="eastAsia" w:ascii="宋体" w:hAnsi="宋体" w:eastAsia="宋体" w:cs="宋体"/>
+          <w:sz w:val="24"/>
+          <w:szCs w:val="24"/>
+          <w:lang w:val="en-US" w:eastAsia="zh-CN"/>
+        </w:rPr>
+      </w:pPr>
+      <w:r>
+        <w:rPr>
+          <w:rFonts w:hint="eastAsia" w:ascii="宋体" w:hAnsi="宋体" w:eastAsia="宋体" w:cs="宋体"/>
+          <w:sz w:val="24"/>
+          <w:szCs w:val="24"/>
+          <w:lang w:val="en-US" w:eastAsia="zh-CN"/>
+        </w:rPr>
+        <w:t>分析过程？</w:t>
+      </w:r>
+    </w:p>
+    <w:p>
+      <w:pPr>
+        <w:ind w:left="420" w:leftChars="0" w:firstLine="420" w:firstLineChars="0"/>
+        <w:rPr>
+          <w:rFonts w:hint="eastAsia" w:ascii="宋体" w:hAnsi="宋体" w:eastAsia="宋体" w:cs="宋体"/>
+          <w:sz w:val="24"/>
+          <w:szCs w:val="24"/>
+          <w:lang w:val="en-US" w:eastAsia="zh-CN"/>
+        </w:rPr>
+      </w:pPr>
+      <w:r>
+        <w:rPr>
+          <w:rFonts w:hint="eastAsia" w:ascii="宋体" w:hAnsi="宋体" w:eastAsia="宋体" w:cs="宋体"/>
+          <w:sz w:val="24"/>
+          <w:szCs w:val="24"/>
+          <w:lang w:val="en-US" w:eastAsia="zh-CN"/>
+        </w:rPr>
+        <w:t>计划/查记忆/read/搜索定位/审查迭代</w:t>
+      </w:r>
+    </w:p>
+    <w:p>
+      <w:pPr>
+        <w:ind w:left="420" w:leftChars="0" w:firstLine="420" w:firstLineChars="0"/>
+        <w:rPr>
+          <w:rFonts w:hint="eastAsia" w:ascii="宋体" w:hAnsi="宋体" w:eastAsia="宋体" w:cs="宋体"/>
+          <w:sz w:val="24"/>
+          <w:szCs w:val="24"/>
+          <w:lang w:val="en-US" w:eastAsia="zh-CN"/>
+        </w:rPr>
+      </w:pPr>
+      <w:r>
+        <w:rPr>
+          <w:rFonts w:hint="eastAsia" w:ascii="宋体" w:hAnsi="宋体" w:eastAsia="宋体" w:cs="宋体"/>
+          <w:sz w:val="24"/>
+          <w:szCs w:val="24"/>
+          <w:lang w:val="en-US" w:eastAsia="zh-CN"/>
+        </w:rPr>
+        <w:t>解读：入口/状态机/时间阈值/上下游关系</w:t>
+      </w:r>
+    </w:p>
+    <w:p>
+      <w:pPr>
+        <w:ind w:left="420" w:leftChars="0" w:firstLine="420" w:firstLineChars="0"/>
+        <w:rPr>
+          <w:rFonts w:hint="default" w:ascii="宋体" w:hAnsi="宋体" w:eastAsia="宋体" w:cs="宋体"/>
+          <w:sz w:val="24"/>
+          <w:szCs w:val="24"/>
+          <w:lang w:val="en-US" w:eastAsia="zh-CN"/>
+        </w:rPr>
+      </w:pPr>
+      <w:r>
+        <w:rPr>
+          <w:rFonts w:hint="eastAsia" w:ascii="宋体" w:hAnsi="宋体" w:eastAsia="宋体" w:cs="宋体"/>
+          <w:sz w:val="24"/>
+          <w:szCs w:val="24"/>
+          <w:lang w:val="en-US" w:eastAsia="zh-CN"/>
+        </w:rPr>
+        <w:t>建议采纳/最小改动/代办提示</w:t>
+      </w:r>
+    </w:p>
+    <w:p>
+      <w:pPr>
+        <w:ind w:firstLine="420" w:firstLineChars="0"/>
+        <w:rPr>
+          <w:rFonts w:hint="eastAsia" w:ascii="宋体" w:hAnsi="宋体" w:eastAsia="宋体" w:cs="宋体"/>
+          <w:sz w:val="24"/>
+          <w:szCs w:val="24"/>
+          <w:lang w:val="en-US" w:eastAsia="zh-CN"/>
+        </w:rPr>
+      </w:pPr>
+      <w:r>
+        <w:rPr>
+          <w:rFonts w:hint="eastAsia" w:ascii="宋体" w:hAnsi="宋体" w:eastAsia="宋体" w:cs="宋体"/>
+          <w:sz w:val="24"/>
+          <w:szCs w:val="24"/>
+          <w:lang w:val="en-US" w:eastAsia="zh-CN"/>
+        </w:rPr>
+        <w:t>协助更改！</w:t>
+      </w:r>
+    </w:p>
+    <w:p>
+      <w:pPr>
+        <w:ind w:left="420" w:leftChars="0" w:firstLine="420" w:firstLineChars="0"/>
+        <w:rPr>
+          <w:rFonts w:hint="default" w:ascii="宋体" w:hAnsi="宋体" w:eastAsia="宋体" w:cs="宋体"/>
+          <w:sz w:val="24"/>
+          <w:szCs w:val="24"/>
+          <w:lang w:val="en-US" w:eastAsia="zh-CN"/>
+        </w:rPr>
+      </w:pPr>
+      <w:r>
+        <w:rPr>
+          <w:rFonts w:hint="eastAsia" w:ascii="宋体" w:hAnsi="宋体" w:eastAsia="宋体" w:cs="宋体"/>
+          <w:sz w:val="24"/>
+          <w:szCs w:val="24"/>
+          <w:lang w:val="en-US" w:eastAsia="zh-CN"/>
+        </w:rPr>
+        <w:t>定位于更改过程/具体位置/</w:t>
       </w:r>
       <w:bookmarkStart w:id="0" w:name="_GoBack"/>
       <w:bookmarkEnd w:id="0"/>
-    </w:p>
-    <w:p>
-      <w:pPr>
-        <w:ind w:firstLine="420" w:firstLineChars="0"/>
-        <w:rPr>
-          <w:rFonts w:hint="default" w:ascii="宋体" w:hAnsi="宋体" w:eastAsia="宋体" w:cs="宋体"/>
-          <w:sz w:val="24"/>
-          <w:szCs w:val="24"/>
-          <w:lang w:val="en-US" w:eastAsia="zh-CN"/>
-        </w:rPr>
-      </w:pPr>
-      <w:r>
-        <w:rPr>
-          <w:rFonts w:hint="eastAsia" w:ascii="宋体" w:hAnsi="宋体" w:eastAsia="宋体" w:cs="宋体"/>
-          <w:sz w:val="24"/>
-          <w:szCs w:val="24"/>
-          <w:lang w:val="en-US" w:eastAsia="zh-CN"/>
-        </w:rPr>
-        <w:t>·更正流程图（Note）</w:t>
-      </w:r>
+      <w:r>
+        <w:rPr>
+          <w:rFonts w:hint="eastAsia" w:ascii="宋体" w:hAnsi="宋体" w:eastAsia="宋体" w:cs="宋体"/>
+          <w:sz w:val="24"/>
+          <w:szCs w:val="24"/>
+          <w:lang w:val="en-US" w:eastAsia="zh-CN"/>
+        </w:rPr>
+        <w:t>其他考虑</w:t>
+      </w:r>
+    </w:p>
+    <w:p>
+      <w:pPr>
+        <w:ind w:firstLine="420" w:firstLineChars="0"/>
+        <w:rPr>
+          <w:rFonts w:hint="default" w:ascii="宋体" w:hAnsi="宋体" w:eastAsia="宋体" w:cs="宋体"/>
+          <w:sz w:val="24"/>
+          <w:szCs w:val="24"/>
+          <w:lang w:val="en-US" w:eastAsia="zh-CN"/>
+        </w:rPr>
+      </w:pPr>
       <w:r>
         <w:rPr>
           <w:rFonts w:hint="default" w:ascii="宋体" w:hAnsi="宋体" w:eastAsia="宋体" w:cs="宋体"/>
@@ -33779,7 +35274,29 @@
           <w:szCs w:val="24"/>
           <w:lang w:val="en-US" w:eastAsia="zh-CN"/>
         </w:rPr>
-        <w:t>202606未归纳</w:t>
+        <w:t>20260</w:t>
+      </w:r>
+      <w:r>
+        <w:rPr>
+          <w:rFonts w:hint="eastAsia" w:ascii="宋体" w:hAnsi="宋体" w:eastAsia="宋体" w:cs="宋体"/>
+          <w:b/>
+          <w:bCs/>
+          <w:sz w:val="24"/>
+          <w:szCs w:val="24"/>
+          <w:lang w:val="en-US" w:eastAsia="zh-CN"/>
+        </w:rPr>
+        <w:t>7</w:t>
+      </w:r>
+      <w:r>
+        <w:rPr>
+          <w:rFonts w:hint="default" w:ascii="宋体" w:hAnsi="宋体" w:eastAsia="宋体" w:cs="宋体"/>
+          <w:b/>
+          <w:bCs/>
+          <w:sz w:val="24"/>
+          <w:szCs w:val="24"/>
+          <w:lang w:val="en-US" w:eastAsia="zh-CN"/>
+        </w:rPr>
+        <w:t>未归纳</w:t>
       </w:r>
     </w:p>
     <w:p>

--- a/vscode.docx
+++ b/vscode.docx
@@ -27822,7 +27822,7 @@
       </w:r>
       <w:r>
         <w:rPr>
-          <w:rStyle w:val="7"/>
+          <w:rStyle w:val="6"/>
           <w:rFonts w:ascii="宋体" w:hAnsi="宋体" w:eastAsia="宋体" w:cs="宋体"/>
           <w:sz w:val="24"/>
           <w:szCs w:val="24"/>
@@ -27864,7 +27864,7 @@
           <w:szCs w:val="24"/>
           <w:lang w:val="en-US" w:eastAsia="zh-CN"/>
         </w:rPr>
-        <w:t xml:space="preserve"> //增加全局设置项</w:t>
+        <w:t xml:space="preserve"> //查看全局设置项</w:t>
       </w:r>
     </w:p>
     <w:p>
@@ -27960,18 +27960,20 @@
           <w:szCs w:val="24"/>
           <w:lang w:val="en-US" w:eastAsia="zh-CN"/>
         </w:rPr>
-        <w:t>//应用</w:t>
-      </w:r>
-    </w:p>
-    <w:p>
-      <w:pPr>
-        <w:rPr>
-          <w:rFonts w:hint="default" w:ascii="宋体" w:hAnsi="宋体" w:eastAsia="宋体" w:cs="宋体"/>
-          <w:sz w:val="24"/>
-          <w:szCs w:val="24"/>
-          <w:lang w:val="en-US" w:eastAsia="zh-CN"/>
-        </w:rPr>
-      </w:pPr>
+        <w:t>//增加全局设置项</w:t>
+      </w:r>
+    </w:p>
+    <w:p>
+      <w:pPr>
+        <w:rPr>
+          <w:rFonts w:hint="default" w:ascii="宋体" w:hAnsi="宋体" w:eastAsia="宋体" w:cs="宋体"/>
+          <w:sz w:val="24"/>
+          <w:szCs w:val="24"/>
+          <w:lang w:val="en-US" w:eastAsia="zh-CN"/>
+        </w:rPr>
+      </w:pPr>
+      <w:bookmarkStart w:id="0" w:name="_GoBack"/>
+      <w:bookmarkEnd w:id="0"/>
     </w:p>
     <w:p>
       <w:pPr>
@@ -34412,6 +34414,14 @@
           <w:lang w:val="en-US" w:eastAsia="zh-CN"/>
         </w:rPr>
         <w:tab/>
+      </w:r>
+      <w:r>
+        <w:rPr>
+          <w:rFonts w:hint="eastAsia" w:ascii="宋体" w:hAnsi="宋体" w:eastAsia="宋体" w:cs="宋体"/>
+          <w:sz w:val="24"/>
+          <w:szCs w:val="24"/>
+          <w:lang w:val="en-US" w:eastAsia="zh-CN"/>
+        </w:rPr>
         <w:t>·Keil Assistantd打开工程后不切换工作区，Copilotg工具显示打开工程选项？</w:t>
       </w:r>
     </w:p>
@@ -34432,6 +34442,14 @@
           <w:lang w:val="en-US" w:eastAsia="zh-CN"/>
         </w:rPr>
         <w:tab/>
+      </w:r>
+      <w:r>
+        <w:rPr>
+          <w:rFonts w:hint="eastAsia" w:ascii="宋体" w:hAnsi="宋体" w:eastAsia="宋体" w:cs="宋体"/>
+          <w:sz w:val="24"/>
+          <w:szCs w:val="24"/>
+          <w:lang w:val="en-US" w:eastAsia="zh-CN"/>
+        </w:rPr>
         <w:t>·</w:t>
       </w:r>
       <w:r>
@@ -35220,18 +35238,7 @@
           <w:szCs w:val="24"/>
           <w:lang w:val="en-US" w:eastAsia="zh-CN"/>
         </w:rPr>
-        <w:t>定位于更改过程/具体位置/</w:t>
-      </w:r>
-      <w:bookmarkStart w:id="0" w:name="_GoBack"/>
-      <w:bookmarkEnd w:id="0"/>
-      <w:r>
-        <w:rPr>
-          <w:rFonts w:hint="eastAsia" w:ascii="宋体" w:hAnsi="宋体" w:eastAsia="宋体" w:cs="宋体"/>
-          <w:sz w:val="24"/>
-          <w:szCs w:val="24"/>
-          <w:lang w:val="en-US" w:eastAsia="zh-CN"/>
-        </w:rPr>
-        <w:t>其他考虑</w:t>
+        <w:t>定位于更改过程/具体位置/其他考虑</w:t>
       </w:r>
     </w:p>
     <w:p>
